--- a/output/documentation-2026-09-28/03_Подключение_ПК_ученика.docx
+++ b/output/documentation-2026-09-28/03_Подключение_ПК_ученика.docx
@@ -48,7 +48,7 @@
         <w:jc w:val="center"/>
       </w:pPr>
       <w:r>
-        <w:t>Программная версия 9fb10f8</w:t>
+        <w:t>Программная версия v1.0</w:t>
       </w:r>
     </w:p>
     <w:p>
